--- a/00_installation/S0001_Opret_Python - PycharmPro.docx
+++ b/00_installation/S0001_Opret_Python - PycharmPro.docx
@@ -4,7 +4,7 @@
   <w:body>
     <w:p>
       <w:pPr>
-        <w:pStyle w:val="berschrift1"/>
+        <w:pStyle w:val="Overskrift1"/>
         <w:rPr>
           <w:noProof/>
         </w:rPr>
@@ -29,7 +29,7 @@
     </w:p>
     <w:p>
       <w:pPr>
-        <w:pStyle w:val="Listenabsatz"/>
+        <w:pStyle w:val="Listeafsnit"/>
         <w:numPr>
           <w:ilvl w:val="0"/>
           <w:numId w:val="3"/>
@@ -41,7 +41,7 @@
     </w:p>
     <w:p>
       <w:pPr>
-        <w:pStyle w:val="Listenabsatz"/>
+        <w:pStyle w:val="Listeafsnit"/>
         <w:numPr>
           <w:ilvl w:val="0"/>
           <w:numId w:val="3"/>
@@ -53,7 +53,7 @@
     </w:p>
     <w:p>
       <w:pPr>
-        <w:pStyle w:val="Listenabsatz"/>
+        <w:pStyle w:val="Listeafsnit"/>
         <w:numPr>
           <w:ilvl w:val="0"/>
           <w:numId w:val="3"/>
@@ -66,7 +66,7 @@
     <w:p/>
     <w:p>
       <w:pPr>
-        <w:pStyle w:val="berschrift1"/>
+        <w:pStyle w:val="Overskrift1"/>
       </w:pPr>
       <w:r>
         <w:t>Ans</w:t>
@@ -119,7 +119,35 @@
         <w:rPr>
           <w:rStyle w:val="ui-provider"/>
         </w:rPr>
-        <w:t>Brug din [username]@edu.campusvejle.dk emailadresse. Ellers virker det ikke.</w:t>
+        <w:t>Brug din [</w:t>
+      </w:r>
+      <w:proofErr w:type="spellStart"/>
+      <w:r>
+        <w:rPr>
+          <w:rStyle w:val="ui-provider"/>
+        </w:rPr>
+        <w:t>username</w:t>
+      </w:r>
+      <w:proofErr w:type="spellEnd"/>
+      <w:r>
+        <w:rPr>
+          <w:rStyle w:val="ui-provider"/>
+        </w:rPr>
+        <w:t xml:space="preserve">]@edu.campusvejle.dk </w:t>
+      </w:r>
+      <w:proofErr w:type="spellStart"/>
+      <w:r>
+        <w:rPr>
+          <w:rStyle w:val="ui-provider"/>
+        </w:rPr>
+        <w:t>emailadresse</w:t>
+      </w:r>
+      <w:proofErr w:type="spellEnd"/>
+      <w:r>
+        <w:rPr>
+          <w:rStyle w:val="ui-provider"/>
+        </w:rPr>
+        <w:t>. Ellers virker det ikke.</w:t>
       </w:r>
     </w:p>
     <w:p>
@@ -336,7 +364,7 @@
     </w:p>
     <w:p>
       <w:pPr>
-        <w:pStyle w:val="berschrift1"/>
+        <w:pStyle w:val="Overskrift1"/>
         <w:rPr>
           <w:noProof/>
         </w:rPr>
@@ -636,7 +664,7 @@
     </w:p>
     <w:p>
       <w:pPr>
-        <w:pStyle w:val="berschrift1"/>
+        <w:pStyle w:val="Overskrift1"/>
         <w:rPr>
           <w:noProof/>
         </w:rPr>
@@ -1222,7 +1250,7 @@
     </w:p>
     <w:p>
       <w:pPr>
-        <w:pStyle w:val="berschrift1"/>
+        <w:pStyle w:val="Overskrift1"/>
         <w:rPr>
           <w:noProof/>
         </w:rPr>
@@ -1242,7 +1270,7 @@
     </w:p>
     <w:p>
       <w:pPr>
-        <w:pStyle w:val="berschrift1"/>
+        <w:pStyle w:val="Overskrift1"/>
         <w:rPr>
           <w:noProof/>
           <w:lang w:val="en-US"/>
@@ -1574,7 +1602,7 @@
     </w:p>
     <w:p>
       <w:pPr>
-        <w:pStyle w:val="berschrift1"/>
+        <w:pStyle w:val="Overskrift1"/>
         <w:rPr>
           <w:noProof/>
         </w:rPr>
@@ -2001,7 +2029,7 @@
     </w:p>
     <w:p>
       <w:pPr>
-        <w:pStyle w:val="berschrift1"/>
+        <w:pStyle w:val="Overskrift1"/>
         <w:rPr>
           <w:noProof/>
         </w:rPr>
@@ -2098,7 +2126,7 @@
     </w:p>
     <w:p>
       <w:pPr>
-        <w:pStyle w:val="Listenabsatz"/>
+        <w:pStyle w:val="Listeafsnit"/>
         <w:numPr>
           <w:ilvl w:val="0"/>
           <w:numId w:val="1"/>
@@ -2110,7 +2138,7 @@
     </w:p>
     <w:p>
       <w:pPr>
-        <w:pStyle w:val="Listenabsatz"/>
+        <w:pStyle w:val="Listeafsnit"/>
         <w:numPr>
           <w:ilvl w:val="0"/>
           <w:numId w:val="1"/>
@@ -2585,7 +2613,7 @@
     </w:p>
     <w:p>
       <w:pPr>
-        <w:pStyle w:val="Listenabsatz"/>
+        <w:pStyle w:val="Listeafsnit"/>
         <w:numPr>
           <w:ilvl w:val="0"/>
           <w:numId w:val="2"/>
@@ -2615,7 +2643,7 @@
     </w:p>
     <w:p>
       <w:pPr>
-        <w:pStyle w:val="Listenabsatz"/>
+        <w:pStyle w:val="Listeafsnit"/>
         <w:numPr>
           <w:ilvl w:val="0"/>
           <w:numId w:val="2"/>
@@ -2675,7 +2703,7 @@
     </w:p>
     <w:p>
       <w:pPr>
-        <w:pStyle w:val="Listenabsatz"/>
+        <w:pStyle w:val="Listeafsnit"/>
         <w:numPr>
           <w:ilvl w:val="0"/>
           <w:numId w:val="2"/>
@@ -2760,7 +2788,7 @@
     </w:p>
     <w:p>
       <w:pPr>
-        <w:pStyle w:val="berschrift1"/>
+        <w:pStyle w:val="Overskrift1"/>
         <w:rPr>
           <w:noProof/>
         </w:rPr>
@@ -3385,7 +3413,7 @@
     </w:p>
     <w:p>
       <w:pPr>
-        <w:pStyle w:val="berschrift1"/>
+        <w:pStyle w:val="Overskrift1"/>
         <w:rPr>
           <w:noProof/>
           <w:lang w:val="en-US"/>
@@ -3567,7 +3595,7 @@
     </w:p>
     <w:p>
       <w:pPr>
-        <w:pStyle w:val="berschrift1"/>
+        <w:pStyle w:val="Overskrift1"/>
         <w:rPr>
           <w:noProof/>
           <w:lang w:val="en-US"/>
@@ -3728,53 +3756,6 @@
     <w:p>
       <w:pPr>
         <w:rPr>
-          <w:noProof/>
-          <w:sz w:val="24"/>
-        </w:rPr>
-      </w:pPr>
-      <w:r>
-        <w:rPr>
-          <w:noProof/>
-          <w:sz w:val="24"/>
-        </w:rPr>
-        <w:t xml:space="preserve">Det er nemmere at løse de første opgaver i webbrowseren i stedet for pycharm. </w:t>
-      </w:r>
-      <w:r>
-        <w:rPr>
-          <w:noProof/>
-          <w:sz w:val="24"/>
-        </w:rPr>
-        <w:t>Følg dette link</w:t>
-      </w:r>
-      <w:r>
-        <w:rPr>
-          <w:noProof/>
-          <w:sz w:val="24"/>
-        </w:rPr>
-        <w:t>:</w:t>
-      </w:r>
-    </w:p>
-    <w:p>
-      <w:pPr>
-        <w:rPr>
-          <w:noProof/>
-          <w:sz w:val="24"/>
-        </w:rPr>
-      </w:pPr>
-      <w:hyperlink r:id="rId37" w:history="1">
-        <w:r>
-          <w:rPr>
-            <w:rStyle w:val="Hyperlink"/>
-            <w:noProof/>
-            <w:sz w:val="24"/>
-          </w:rPr>
-          <w:t>https://colab.research.google.com/github/lichtgestalter/AspIT_Python/blob/master/00_installation/S0007_quick_start.ipynb</w:t>
-        </w:r>
-      </w:hyperlink>
-    </w:p>
-    <w:p>
-      <w:pPr>
-        <w:rPr>
           <w:b/>
           <w:noProof/>
           <w:sz w:val="28"/>
@@ -3792,7 +3773,69 @@
     </w:p>
     <w:p>
       <w:pPr>
-        <w:pStyle w:val="berschrift1"/>
+        <w:pStyle w:val="Overskrift1"/>
+        <w:rPr>
+          <w:noProof/>
+        </w:rPr>
+      </w:pPr>
+      <w:r>
+        <w:rPr>
+          <w:noProof/>
+        </w:rPr>
+        <w:t>Deaktiver AI</w:t>
+      </w:r>
+    </w:p>
+    <w:p>
+      <w:pPr>
+        <w:rPr>
+          <w:noProof/>
+        </w:rPr>
+      </w:pPr>
+      <w:r>
+        <w:rPr>
+          <w:noProof/>
+        </w:rPr>
+        <w:t xml:space="preserve">Det er godt at bruge AI (chat bots osv.) når man programmerer. Men standard-botten i pycharm er mega irriterende. Du kan deaktivere den ved at </w:t>
+      </w:r>
+      <w:r>
+        <w:rPr>
+          <w:noProof/>
+        </w:rPr>
+        <w:t>fjern</w:t>
+      </w:r>
+      <w:r>
+        <w:rPr>
+          <w:noProof/>
+        </w:rPr>
+        <w:t>e</w:t>
+      </w:r>
+      <w:r>
+        <w:rPr>
+          <w:noProof/>
+        </w:rPr>
+        <w:t xml:space="preserve"> flueben ved “Enable local Full line completion”</w:t>
+      </w:r>
+      <w:r>
+        <w:rPr>
+          <w:noProof/>
+        </w:rPr>
+        <w:t xml:space="preserve"> under </w:t>
+      </w:r>
+      <w:r>
+        <w:rPr>
+          <w:noProof/>
+        </w:rPr>
+        <w:t>Settings | Editor | General | Inline Completion</w:t>
+      </w:r>
+      <w:r>
+        <w:rPr>
+          <w:noProof/>
+        </w:rPr>
+        <w:t>.</w:t>
+      </w:r>
+    </w:p>
+    <w:p>
+      <w:pPr>
         <w:rPr>
           <w:noProof/>
         </w:rPr>
@@ -3802,68 +3845,6 @@
           <w:noProof/>
         </w:rPr>
         <w:lastRenderedPageBreak/>
-        <w:t>Deaktiver AI</w:t>
-      </w:r>
-    </w:p>
-    <w:p>
-      <w:pPr>
-        <w:rPr>
-          <w:noProof/>
-        </w:rPr>
-      </w:pPr>
-      <w:r>
-        <w:rPr>
-          <w:noProof/>
-        </w:rPr>
-        <w:t xml:space="preserve">Det er godt at bruge AI (chat bots osv.) når man programmerer. Men standard-botten i pycharm er mega irriterende. Du kan deaktivere den ved at </w:t>
-      </w:r>
-      <w:r>
-        <w:rPr>
-          <w:noProof/>
-        </w:rPr>
-        <w:t>fjern</w:t>
-      </w:r>
-      <w:r>
-        <w:rPr>
-          <w:noProof/>
-        </w:rPr>
-        <w:t>e</w:t>
-      </w:r>
-      <w:r>
-        <w:rPr>
-          <w:noProof/>
-        </w:rPr>
-        <w:t xml:space="preserve"> flueben ved “Enable local Full line completion”</w:t>
-      </w:r>
-      <w:r>
-        <w:rPr>
-          <w:noProof/>
-        </w:rPr>
-        <w:t xml:space="preserve"> under </w:t>
-      </w:r>
-      <w:r>
-        <w:rPr>
-          <w:noProof/>
-        </w:rPr>
-        <w:t>Settings | Editor | General | Inline Completion</w:t>
-      </w:r>
-      <w:r>
-        <w:rPr>
-          <w:noProof/>
-        </w:rPr>
-        <w:t>.</w:t>
-      </w:r>
-    </w:p>
-    <w:p>
-      <w:pPr>
-        <w:rPr>
-          <w:noProof/>
-        </w:rPr>
-      </w:pPr>
-      <w:r>
-        <w:rPr>
-          <w:noProof/>
-        </w:rPr>
         <w:t>Installer plugin GitHub Copilot i ste</w:t>
       </w:r>
       <w:r>
@@ -4640,16 +4621,16 @@
     <w:lsdException w:name="Unresolved Mention" w:semiHidden="1" w:unhideWhenUsed="1"/>
     <w:lsdException w:name="Smart Link" w:semiHidden="1" w:unhideWhenUsed="1"/>
   </w:latentStyles>
-  <w:style w:type="paragraph" w:default="1" w:styleId="Standard">
+  <w:style w:type="paragraph" w:default="1" w:styleId="Normal">
     <w:name w:val="Normal"/>
     <w:qFormat/>
     <w:rsid w:val="002F7246"/>
   </w:style>
-  <w:style w:type="paragraph" w:styleId="berschrift1">
+  <w:style w:type="paragraph" w:styleId="Overskrift1">
     <w:name w:val="heading 1"/>
-    <w:basedOn w:val="Standard"/>
-    <w:next w:val="Standard"/>
-    <w:link w:val="berschrift1Zchn"/>
+    <w:basedOn w:val="Normal"/>
+    <w:next w:val="Normal"/>
+    <w:link w:val="Overskrift1Tegn"/>
     <w:uiPriority w:val="9"/>
     <w:qFormat/>
     <w:rsid w:val="00CF5CBB"/>
@@ -4666,12 +4647,13 @@
       <w:szCs w:val="32"/>
     </w:rPr>
   </w:style>
-  <w:style w:type="character" w:default="1" w:styleId="Absatz-Standardschriftart">
+  <w:style w:type="character" w:default="1" w:styleId="Standardskrifttypeiafsnit">
     <w:name w:val="Default Paragraph Font"/>
     <w:uiPriority w:val="1"/>
+    <w:semiHidden/>
     <w:unhideWhenUsed/>
   </w:style>
-  <w:style w:type="table" w:default="1" w:styleId="NormaleTabelle">
+  <w:style w:type="table" w:default="1" w:styleId="Tabel-Normal">
     <w:name w:val="Normal Table"/>
     <w:uiPriority w:val="99"/>
     <w:semiHidden/>
@@ -4686,16 +4668,16 @@
       </w:tblCellMar>
     </w:tblPr>
   </w:style>
-  <w:style w:type="numbering" w:default="1" w:styleId="KeineListe">
+  <w:style w:type="numbering" w:default="1" w:styleId="Ingenoversigt">
     <w:name w:val="No List"/>
     <w:uiPriority w:val="99"/>
     <w:semiHidden/>
     <w:unhideWhenUsed/>
   </w:style>
-  <w:style w:type="character" w:customStyle="1" w:styleId="berschrift1Zchn">
-    <w:name w:val="Überschrift 1 Zchn"/>
-    <w:basedOn w:val="Absatz-Standardschriftart"/>
-    <w:link w:val="berschrift1"/>
+  <w:style w:type="character" w:customStyle="1" w:styleId="Overskrift1Tegn">
+    <w:name w:val="Overskrift 1 Tegn"/>
+    <w:basedOn w:val="Standardskrifttypeiafsnit"/>
+    <w:link w:val="Overskrift1"/>
     <w:uiPriority w:val="9"/>
     <w:rsid w:val="00CF5CBB"/>
     <w:rPr>
@@ -4707,7 +4689,7 @@
   </w:style>
   <w:style w:type="character" w:styleId="Hyperlink">
     <w:name w:val="Hyperlink"/>
-    <w:basedOn w:val="Absatz-Standardschriftart"/>
+    <w:basedOn w:val="Standardskrifttypeiafsnit"/>
     <w:uiPriority w:val="99"/>
     <w:unhideWhenUsed/>
     <w:rsid w:val="00CF5CBB"/>
@@ -4718,7 +4700,7 @@
   </w:style>
   <w:style w:type="character" w:customStyle="1" w:styleId="Ulstomtale1">
     <w:name w:val="Uløst omtale1"/>
-    <w:basedOn w:val="Absatz-Standardschriftart"/>
+    <w:basedOn w:val="Standardskrifttypeiafsnit"/>
     <w:uiPriority w:val="99"/>
     <w:semiHidden/>
     <w:unhideWhenUsed/>
@@ -4728,10 +4710,10 @@
       <w:shd w:val="clear" w:color="auto" w:fill="E1DFDD"/>
     </w:rPr>
   </w:style>
-  <w:style w:type="paragraph" w:styleId="HTMLVorformatiert">
+  <w:style w:type="paragraph" w:styleId="FormateretHTML">
     <w:name w:val="HTML Preformatted"/>
-    <w:basedOn w:val="Standard"/>
-    <w:link w:val="HTMLVorformatiertZchn"/>
+    <w:basedOn w:val="Normal"/>
+    <w:link w:val="FormateretHTMLTegn"/>
     <w:uiPriority w:val="99"/>
     <w:semiHidden/>
     <w:unhideWhenUsed/>
@@ -4764,10 +4746,10 @@
       <w:lang w:eastAsia="da-DK"/>
     </w:rPr>
   </w:style>
-  <w:style w:type="character" w:customStyle="1" w:styleId="HTMLVorformatiertZchn">
-    <w:name w:val="HTML Vorformatiert Zchn"/>
-    <w:basedOn w:val="Absatz-Standardschriftart"/>
-    <w:link w:val="HTMLVorformatiert"/>
+  <w:style w:type="character" w:customStyle="1" w:styleId="FormateretHTMLTegn">
+    <w:name w:val="Formateret HTML Tegn"/>
+    <w:basedOn w:val="Standardskrifttypeiafsnit"/>
+    <w:link w:val="FormateretHTML"/>
     <w:uiPriority w:val="99"/>
     <w:semiHidden/>
     <w:rsid w:val="00C35C78"/>
@@ -4778,9 +4760,9 @@
       <w:lang w:eastAsia="da-DK"/>
     </w:rPr>
   </w:style>
-  <w:style w:type="character" w:styleId="HTMLCode">
+  <w:style w:type="character" w:styleId="HTML-kode">
     <w:name w:val="HTML Code"/>
-    <w:basedOn w:val="Absatz-Standardschriftart"/>
+    <w:basedOn w:val="Standardskrifttypeiafsnit"/>
     <w:uiPriority w:val="99"/>
     <w:semiHidden/>
     <w:unhideWhenUsed/>
@@ -4793,13 +4775,13 @@
   </w:style>
   <w:style w:type="character" w:customStyle="1" w:styleId="nb">
     <w:name w:val="nb"/>
-    <w:basedOn w:val="Absatz-Standardschriftart"/>
+    <w:basedOn w:val="Standardskrifttypeiafsnit"/>
     <w:rsid w:val="00C35C78"/>
   </w:style>
-  <w:style w:type="paragraph" w:styleId="Sprechblasentext">
+  <w:style w:type="paragraph" w:styleId="Markeringsbobletekst">
     <w:name w:val="Balloon Text"/>
-    <w:basedOn w:val="Standard"/>
-    <w:link w:val="SprechblasentextZchn"/>
+    <w:basedOn w:val="Normal"/>
+    <w:link w:val="MarkeringsbobletekstTegn"/>
     <w:uiPriority w:val="99"/>
     <w:semiHidden/>
     <w:unhideWhenUsed/>
@@ -4813,10 +4795,10 @@
       <w:szCs w:val="16"/>
     </w:rPr>
   </w:style>
-  <w:style w:type="character" w:customStyle="1" w:styleId="SprechblasentextZchn">
-    <w:name w:val="Sprechblasentext Zchn"/>
-    <w:basedOn w:val="Absatz-Standardschriftart"/>
-    <w:link w:val="Sprechblasentext"/>
+  <w:style w:type="character" w:customStyle="1" w:styleId="MarkeringsbobletekstTegn">
+    <w:name w:val="Markeringsbobletekst Tegn"/>
+    <w:basedOn w:val="Standardskrifttypeiafsnit"/>
+    <w:link w:val="Markeringsbobletekst"/>
     <w:uiPriority w:val="99"/>
     <w:semiHidden/>
     <w:rsid w:val="00F7409D"/>
@@ -4826,9 +4808,9 @@
       <w:szCs w:val="16"/>
     </w:rPr>
   </w:style>
-  <w:style w:type="character" w:styleId="BesuchterLink">
+  <w:style w:type="character" w:styleId="BesgtLink">
     <w:name w:val="FollowedHyperlink"/>
-    <w:basedOn w:val="Absatz-Standardschriftart"/>
+    <w:basedOn w:val="Standardskrifttypeiafsnit"/>
     <w:uiPriority w:val="99"/>
     <w:semiHidden/>
     <w:unhideWhenUsed/>
@@ -4838,9 +4820,9 @@
       <w:u w:val="single"/>
     </w:rPr>
   </w:style>
-  <w:style w:type="paragraph" w:styleId="Listenabsatz">
+  <w:style w:type="paragraph" w:styleId="Listeafsnit">
     <w:name w:val="List Paragraph"/>
-    <w:basedOn w:val="Standard"/>
+    <w:basedOn w:val="Normal"/>
     <w:uiPriority w:val="34"/>
     <w:qFormat/>
     <w:rsid w:val="00740974"/>
@@ -4851,7 +4833,7 @@
   </w:style>
   <w:style w:type="character" w:customStyle="1" w:styleId="Ulstomtale2">
     <w:name w:val="Uløst omtale2"/>
-    <w:basedOn w:val="Absatz-Standardschriftart"/>
+    <w:basedOn w:val="Standardskrifttypeiafsnit"/>
     <w:uiPriority w:val="99"/>
     <w:semiHidden/>
     <w:unhideWhenUsed/>
@@ -4863,7 +4845,7 @@
   </w:style>
   <w:style w:type="character" w:customStyle="1" w:styleId="Ulstomtale3">
     <w:name w:val="Uløst omtale3"/>
-    <w:basedOn w:val="Absatz-Standardschriftart"/>
+    <w:basedOn w:val="Standardskrifttypeiafsnit"/>
     <w:uiPriority w:val="99"/>
     <w:semiHidden/>
     <w:unhideWhenUsed/>
@@ -4875,12 +4857,12 @@
   </w:style>
   <w:style w:type="character" w:customStyle="1" w:styleId="ui-provider">
     <w:name w:val="ui-provider"/>
-    <w:basedOn w:val="Absatz-Standardschriftart"/>
+    <w:basedOn w:val="Standardskrifttypeiafsnit"/>
     <w:rsid w:val="00C26E39"/>
   </w:style>
-  <w:style w:type="character" w:styleId="NichtaufgelsteErwhnung">
+  <w:style w:type="character" w:styleId="Ulstomtale">
     <w:name w:val="Unresolved Mention"/>
-    <w:basedOn w:val="Absatz-Standardschriftart"/>
+    <w:basedOn w:val="Standardskrifttypeiafsnit"/>
     <w:uiPriority w:val="99"/>
     <w:semiHidden/>
     <w:unhideWhenUsed/>

--- a/00_installation/S0001_Opret_Python - PycharmPro.docx
+++ b/00_installation/S0001_Opret_Python - PycharmPro.docx
@@ -692,16 +692,17 @@
       </w:pPr>
     </w:p>
     <w:p>
-      <w:pPr>
-        <w:rPr>
-          <w:noProof/>
-        </w:rPr>
-      </w:pPr>
-      <w:r>
-        <w:rPr>
-          <w:noProof/>
-        </w:rPr>
-        <w:t xml:space="preserve">Download Python på </w:t>
+      <w:r>
+        <w:rPr>
+          <w:noProof/>
+        </w:rPr>
+        <w:t>Gå til</w:t>
+      </w:r>
+      <w:r>
+        <w:rPr>
+          <w:noProof/>
+        </w:rPr>
+        <w:t xml:space="preserve"> på </w:t>
       </w:r>
       <w:hyperlink r:id="rId12" w:history="1">
         <w:r>
@@ -723,13 +724,12 @@
       <w:r>
         <w:rPr>
           <w:noProof/>
-          <w:lang w:val="de-DE" w:eastAsia="de-DE"/>
         </w:rPr>
         <w:drawing>
-          <wp:inline distT="0" distB="0" distL="0" distR="0" wp14:anchorId="3C0D69FF" wp14:editId="3C0D6A00">
-            <wp:extent cx="3774831" cy="1665087"/>
+          <wp:inline distT="0" distB="0" distL="0" distR="0" wp14:anchorId="6CC58BB3" wp14:editId="416BD3AA">
+            <wp:extent cx="5281930" cy="1304585"/>
             <wp:effectExtent l="0" t="0" r="0" b="0"/>
-            <wp:docPr id="14" name="Billede 14"/>
+            <wp:docPr id="1044895119" name="Billede 1"/>
             <wp:cNvGraphicFramePr>
               <a:graphicFrameLocks xmlns:a="http://schemas.openxmlformats.org/drawingml/2006/main" noChangeAspect="1"/>
             </wp:cNvGraphicFramePr>
@@ -737,7 +737,7 @@
               <a:graphicData uri="http://schemas.openxmlformats.org/drawingml/2006/picture">
                 <pic:pic xmlns:pic="http://schemas.openxmlformats.org/drawingml/2006/picture">
                   <pic:nvPicPr>
-                    <pic:cNvPr id="1" name=""/>
+                    <pic:cNvPr id="1044895119" name=""/>
                     <pic:cNvPicPr/>
                   </pic:nvPicPr>
                   <pic:blipFill>
@@ -749,7 +749,7 @@
                   <pic:spPr>
                     <a:xfrm>
                       <a:off x="0" y="0"/>
-                      <a:ext cx="3888310" cy="1715143"/>
+                      <a:ext cx="5333802" cy="1317397"/>
                     </a:xfrm>
                     <a:prstGeom prst="rect">
                       <a:avLst/>
@@ -772,6 +772,19 @@
         <w:rPr>
           <w:noProof/>
         </w:rPr>
+        <w:t>Vælg ”standalone installer”.</w:t>
+      </w:r>
+    </w:p>
+    <w:p>
+      <w:pPr>
+        <w:rPr>
+          <w:noProof/>
+        </w:rPr>
+      </w:pPr>
+      <w:r>
+        <w:rPr>
+          <w:noProof/>
+        </w:rPr>
         <w:t>Åbn filen.</w:t>
       </w:r>
     </w:p>
@@ -821,7 +834,31 @@
         <w:rPr>
           <w:noProof/>
         </w:rPr>
-        <w:t>“Add python to path”</w:t>
+        <w:t>“Add python</w:t>
+      </w:r>
+      <w:r>
+        <w:rPr>
+          <w:noProof/>
+        </w:rPr>
+        <w:t>.exe</w:t>
+      </w:r>
+      <w:r>
+        <w:rPr>
+          <w:noProof/>
+        </w:rPr>
+        <w:t xml:space="preserve"> to </w:t>
+      </w:r>
+      <w:r>
+        <w:rPr>
+          <w:noProof/>
+        </w:rPr>
+        <w:t>PATH</w:t>
+      </w:r>
+      <w:r>
+        <w:rPr>
+          <w:noProof/>
+        </w:rPr>
+        <w:t>”</w:t>
       </w:r>
       <w:r>
         <w:rPr>
@@ -846,19 +883,7 @@
         <w:rPr>
           <w:noProof/>
         </w:rPr>
-        <w:t>“</w:t>
-      </w:r>
-      <w:r>
-        <w:rPr>
-          <w:noProof/>
-        </w:rPr>
-        <w:t>Customize installation</w:t>
-      </w:r>
-      <w:r>
-        <w:rPr>
-          <w:noProof/>
-        </w:rPr>
-        <w:t>”</w:t>
+        <w:t>“Customize installation”</w:t>
       </w:r>
       <w:r>
         <w:rPr>
@@ -869,21 +894,20 @@
     </w:p>
     <w:p>
       <w:pPr>
-        <w:ind w:left="1304"/>
-        <w:rPr>
-          <w:noProof/>
-        </w:rPr>
-      </w:pPr>
-      <w:r>
-        <w:rPr>
-          <w:noProof/>
-          <w:lang w:val="de-DE" w:eastAsia="de-DE"/>
+        <w:ind w:firstLine="1304"/>
+        <w:rPr>
+          <w:noProof/>
+        </w:rPr>
+      </w:pPr>
+      <w:r>
+        <w:rPr>
+          <w:noProof/>
         </w:rPr>
         <w:drawing>
-          <wp:inline distT="0" distB="0" distL="0" distR="0" wp14:anchorId="3C0D6A01" wp14:editId="3C0D6A02">
-            <wp:extent cx="3760631" cy="2279868"/>
-            <wp:effectExtent l="0" t="0" r="0" b="6350"/>
-            <wp:docPr id="1" name="Billede 1"/>
+          <wp:inline distT="0" distB="0" distL="0" distR="0" wp14:anchorId="7E8213EF" wp14:editId="49E64D80">
+            <wp:extent cx="3445510" cy="2191879"/>
+            <wp:effectExtent l="0" t="0" r="0" b="0"/>
+            <wp:docPr id="1171245009" name="Billede 1"/>
             <wp:cNvGraphicFramePr>
               <a:graphicFrameLocks xmlns:a="http://schemas.openxmlformats.org/drawingml/2006/main" noChangeAspect="1"/>
             </wp:cNvGraphicFramePr>
@@ -891,7 +915,7 @@
               <a:graphicData uri="http://schemas.openxmlformats.org/drawingml/2006/picture">
                 <pic:pic xmlns:pic="http://schemas.openxmlformats.org/drawingml/2006/picture">
                   <pic:nvPicPr>
-                    <pic:cNvPr id="1" name=""/>
+                    <pic:cNvPr id="1171245009" name=""/>
                     <pic:cNvPicPr/>
                   </pic:nvPicPr>
                   <pic:blipFill>
@@ -903,7 +927,7 @@
                   <pic:spPr>
                     <a:xfrm>
                       <a:off x="0" y="0"/>
-                      <a:ext cx="3808435" cy="2308849"/>
+                      <a:ext cx="3481446" cy="2214740"/>
                     </a:xfrm>
                     <a:prstGeom prst="rect">
                       <a:avLst/>
@@ -929,13 +953,6 @@
           <w:noProof/>
         </w:rPr>
       </w:pPr>
-    </w:p>
-    <w:p>
-      <w:pPr>
-        <w:rPr>
-          <w:noProof/>
-        </w:rPr>
-      </w:pPr>
       <w:r>
         <w:rPr>
           <w:noProof/>
@@ -952,50 +969,25 @@
         <w:rPr>
           <w:noProof/>
         </w:rPr>
-        <w:t xml:space="preserve">. </w:t>
-      </w:r>
-      <w:r>
-        <w:rPr>
-          <w:noProof/>
-        </w:rPr>
-        <w:t>Der skal være et flueben for</w:t>
-      </w:r>
-      <w:r>
-        <w:rPr>
-          <w:noProof/>
-        </w:rPr>
-        <w:t>an</w:t>
-      </w:r>
-      <w:r>
-        <w:rPr>
-          <w:noProof/>
-        </w:rPr>
-        <w:t xml:space="preserve">  “Add python to environment variables”</w:t>
-      </w:r>
-      <w:r>
-        <w:rPr>
-          <w:noProof/>
-        </w:rPr>
         <w:t>:</w:t>
       </w:r>
     </w:p>
     <w:p>
       <w:pPr>
-        <w:ind w:left="1304"/>
-        <w:rPr>
-          <w:noProof/>
-        </w:rPr>
-      </w:pPr>
-      <w:r>
-        <w:rPr>
-          <w:noProof/>
-          <w:lang w:val="de-DE" w:eastAsia="de-DE"/>
+        <w:ind w:firstLine="1304"/>
+        <w:rPr>
+          <w:noProof/>
+        </w:rPr>
+      </w:pPr>
+      <w:r>
+        <w:rPr>
+          <w:noProof/>
         </w:rPr>
         <w:drawing>
-          <wp:inline distT="0" distB="0" distL="0" distR="0" wp14:anchorId="3C0D6A03" wp14:editId="3C0D6A04">
-            <wp:extent cx="3721994" cy="2275753"/>
+          <wp:inline distT="0" distB="0" distL="0" distR="0" wp14:anchorId="11112BC1" wp14:editId="2BEC9F47">
+            <wp:extent cx="3902374" cy="2449331"/>
             <wp:effectExtent l="0" t="0" r="0" b="0"/>
-            <wp:docPr id="2" name="Billede 2"/>
+            <wp:docPr id="1565388846" name="Billede 1"/>
             <wp:cNvGraphicFramePr>
               <a:graphicFrameLocks xmlns:a="http://schemas.openxmlformats.org/drawingml/2006/main" noChangeAspect="1"/>
             </wp:cNvGraphicFramePr>
@@ -1003,7 +995,7 @@
               <a:graphicData uri="http://schemas.openxmlformats.org/drawingml/2006/picture">
                 <pic:pic xmlns:pic="http://schemas.openxmlformats.org/drawingml/2006/picture">
                   <pic:nvPicPr>
-                    <pic:cNvPr id="1" name=""/>
+                    <pic:cNvPr id="1565388846" name=""/>
                     <pic:cNvPicPr/>
                   </pic:nvPicPr>
                   <pic:blipFill>
@@ -1015,7 +1007,7 @@
                   <pic:spPr>
                     <a:xfrm>
                       <a:off x="0" y="0"/>
-                      <a:ext cx="3780520" cy="2311538"/>
+                      <a:ext cx="3926859" cy="2464699"/>
                     </a:xfrm>
                     <a:prstGeom prst="rect">
                       <a:avLst/>
@@ -1047,17 +1039,11 @@
           <w:noProof/>
         </w:rPr>
       </w:pPr>
-    </w:p>
-    <w:p>
-      <w:pPr>
-        <w:rPr>
-          <w:noProof/>
-        </w:rPr>
-      </w:pPr>
-      <w:r>
-        <w:rPr>
-          <w:noProof/>
-        </w:rPr>
+      <w:r>
+        <w:rPr>
+          <w:noProof/>
+        </w:rPr>
+        <w:lastRenderedPageBreak/>
         <w:t xml:space="preserve">Klik på </w:t>
       </w:r>
       <w:r>
@@ -1083,13 +1069,12 @@
       <w:r>
         <w:rPr>
           <w:noProof/>
-          <w:lang w:val="de-DE" w:eastAsia="de-DE"/>
         </w:rPr>
         <w:drawing>
-          <wp:inline distT="0" distB="0" distL="0" distR="0" wp14:anchorId="3C0D6A05" wp14:editId="3C0D6A06">
-            <wp:extent cx="3837904" cy="2340652"/>
-            <wp:effectExtent l="0" t="0" r="0" b="2540"/>
-            <wp:docPr id="3" name="Billede 3"/>
+          <wp:inline distT="0" distB="0" distL="0" distR="0" wp14:anchorId="63CE1236" wp14:editId="3A6FD5A7">
+            <wp:extent cx="3796030" cy="2419579"/>
+            <wp:effectExtent l="0" t="0" r="0" b="0"/>
+            <wp:docPr id="27029287" name="Billede 1"/>
             <wp:cNvGraphicFramePr>
               <a:graphicFrameLocks xmlns:a="http://schemas.openxmlformats.org/drawingml/2006/main" noChangeAspect="1"/>
             </wp:cNvGraphicFramePr>
@@ -1097,7 +1082,7 @@
               <a:graphicData uri="http://schemas.openxmlformats.org/drawingml/2006/picture">
                 <pic:pic xmlns:pic="http://schemas.openxmlformats.org/drawingml/2006/picture">
                   <pic:nvPicPr>
-                    <pic:cNvPr id="1" name=""/>
+                    <pic:cNvPr id="27029287" name=""/>
                     <pic:cNvPicPr/>
                   </pic:nvPicPr>
                   <pic:blipFill>
@@ -1109,7 +1094,7 @@
                   <pic:spPr>
                     <a:xfrm>
                       <a:off x="0" y="0"/>
-                      <a:ext cx="3908017" cy="2383412"/>
+                      <a:ext cx="3807765" cy="2427059"/>
                     </a:xfrm>
                     <a:prstGeom prst="rect">
                       <a:avLst/>
@@ -1124,26 +1109,7 @@
     </w:p>
     <w:p>
       <w:pPr>
-        <w:rPr>
-          <w:noProof/>
-        </w:rPr>
-      </w:pPr>
-    </w:p>
-    <w:p>
-      <w:pPr>
-        <w:rPr>
-          <w:noProof/>
-        </w:rPr>
-      </w:pPr>
-      <w:r>
-        <w:rPr>
-          <w:noProof/>
-        </w:rPr>
-        <w:t xml:space="preserve"> </w:t>
-      </w:r>
-    </w:p>
-    <w:p>
-      <w:pPr>
+        <w:ind w:left="1304"/>
         <w:rPr>
           <w:noProof/>
         </w:rPr>
@@ -1161,35 +1127,7 @@
           <w:noProof/>
           <w:lang w:val="en-US"/>
         </w:rPr>
-        <w:t xml:space="preserve">Klik på </w:t>
-      </w:r>
-      <w:r>
-        <w:rPr>
-          <w:noProof/>
-          <w:lang w:val="en-US"/>
-        </w:rPr>
-        <w:t>“</w:t>
-      </w:r>
-      <w:r>
-        <w:rPr>
-          <w:noProof/>
-          <w:lang w:val="en-US"/>
-        </w:rPr>
-        <w:t>Disable path length limit</w:t>
-      </w:r>
-      <w:r>
-        <w:rPr>
-          <w:noProof/>
-          <w:lang w:val="en-US"/>
-        </w:rPr>
-        <w:t>”</w:t>
-      </w:r>
-      <w:r>
-        <w:rPr>
-          <w:noProof/>
-          <w:lang w:val="en-US"/>
-        </w:rPr>
-        <w:t>:</w:t>
+        <w:t>Klik på “Disable path length limit”:</w:t>
       </w:r>
     </w:p>
     <w:p>
@@ -1243,13 +1181,6 @@
     </w:p>
     <w:p>
       <w:pPr>
-        <w:rPr>
-          <w:noProof/>
-        </w:rPr>
-      </w:pPr>
-    </w:p>
-    <w:p>
-      <w:pPr>
         <w:pStyle w:val="Overskrift1"/>
         <w:rPr>
           <w:noProof/>
@@ -1644,6 +1575,19 @@
           <w:noProof/>
         </w:rPr>
         <w:t>ccepter brugerbetingelserne.</w:t>
+      </w:r>
+    </w:p>
+    <w:p>
+      <w:pPr>
+        <w:rPr>
+          <w:noProof/>
+        </w:rPr>
+      </w:pPr>
+      <w:r>
+        <w:rPr>
+          <w:noProof/>
+        </w:rPr>
+        <w:t>Klik på det grønne ”Trial” øverst til højre.</w:t>
       </w:r>
     </w:p>
     <w:p>
@@ -3764,87 +3708,79 @@
     </w:p>
     <w:p>
       <w:pPr>
+        <w:pStyle w:val="Overskrift1"/>
+        <w:rPr>
+          <w:noProof/>
+        </w:rPr>
+      </w:pPr>
+      <w:r>
+        <w:rPr>
+          <w:noProof/>
+        </w:rPr>
+        <w:t>Deaktiver AI</w:t>
+      </w:r>
+    </w:p>
+    <w:p>
+      <w:pPr>
+        <w:rPr>
+          <w:noProof/>
+        </w:rPr>
+      </w:pPr>
+      <w:r>
+        <w:rPr>
+          <w:noProof/>
+        </w:rPr>
+        <w:t xml:space="preserve">Det er godt at bruge AI (chat bots osv.) når man programmerer. Men standard-botten i pycharm er mega irriterende. Du kan deaktivere den ved at </w:t>
+      </w:r>
+      <w:r>
+        <w:rPr>
+          <w:noProof/>
+        </w:rPr>
+        <w:t>fjern</w:t>
+      </w:r>
+      <w:r>
+        <w:rPr>
+          <w:noProof/>
+        </w:rPr>
+        <w:t>e</w:t>
+      </w:r>
+      <w:r>
+        <w:rPr>
+          <w:noProof/>
+        </w:rPr>
+        <w:t xml:space="preserve"> flueben ved “Enable local Full line completion”</w:t>
+      </w:r>
+      <w:r>
+        <w:rPr>
+          <w:noProof/>
+        </w:rPr>
+        <w:t xml:space="preserve"> under </w:t>
+      </w:r>
+      <w:r>
+        <w:rPr>
+          <w:noProof/>
+        </w:rPr>
+        <w:t>Settings | Editor | General | Inline Completion</w:t>
+      </w:r>
+      <w:r>
+        <w:rPr>
+          <w:noProof/>
+        </w:rPr>
+        <w:t>.</w:t>
+      </w:r>
+    </w:p>
+    <w:p>
+      <w:pPr>
         <w:rPr>
           <w:b/>
           <w:noProof/>
           <w:sz w:val="28"/>
         </w:rPr>
       </w:pPr>
-    </w:p>
-    <w:p>
-      <w:pPr>
-        <w:pStyle w:val="Overskrift1"/>
-        <w:rPr>
-          <w:noProof/>
-        </w:rPr>
-      </w:pPr>
-      <w:r>
-        <w:rPr>
-          <w:noProof/>
-        </w:rPr>
-        <w:t>Deaktiver AI</w:t>
-      </w:r>
-    </w:p>
-    <w:p>
-      <w:pPr>
-        <w:rPr>
-          <w:noProof/>
-        </w:rPr>
-      </w:pPr>
-      <w:r>
-        <w:rPr>
-          <w:noProof/>
-        </w:rPr>
-        <w:t xml:space="preserve">Det er godt at bruge AI (chat bots osv.) når man programmerer. Men standard-botten i pycharm er mega irriterende. Du kan deaktivere den ved at </w:t>
-      </w:r>
-      <w:r>
-        <w:rPr>
-          <w:noProof/>
-        </w:rPr>
-        <w:t>fjern</w:t>
-      </w:r>
-      <w:r>
-        <w:rPr>
-          <w:noProof/>
-        </w:rPr>
-        <w:t>e</w:t>
-      </w:r>
-      <w:r>
-        <w:rPr>
-          <w:noProof/>
-        </w:rPr>
-        <w:t xml:space="preserve"> flueben ved “Enable local Full line completion”</w:t>
-      </w:r>
-      <w:r>
-        <w:rPr>
-          <w:noProof/>
-        </w:rPr>
-        <w:t xml:space="preserve"> under </w:t>
-      </w:r>
-      <w:r>
-        <w:rPr>
-          <w:noProof/>
-        </w:rPr>
-        <w:t>Settings | Editor | General | Inline Completion</w:t>
-      </w:r>
-      <w:r>
-        <w:rPr>
-          <w:noProof/>
-        </w:rPr>
-        <w:t>.</w:t>
-      </w:r>
-    </w:p>
-    <w:p>
-      <w:pPr>
-        <w:rPr>
-          <w:noProof/>
-        </w:rPr>
-      </w:pPr>
-      <w:r>
-        <w:rPr>
-          <w:noProof/>
-        </w:rPr>
-        <w:lastRenderedPageBreak/>
+      <w:r>
+        <w:rPr>
+          <w:noProof/>
+        </w:rPr>
         <w:t>Installer plugin GitHub Copilot i ste</w:t>
       </w:r>
       <w:r>
@@ -3853,15 +3789,6 @@
         </w:rPr>
         <w:t>det for.</w:t>
       </w:r>
-    </w:p>
-    <w:p>
-      <w:pPr>
-        <w:rPr>
-          <w:b/>
-          <w:noProof/>
-          <w:sz w:val="28"/>
-        </w:rPr>
-      </w:pPr>
     </w:p>
     <w:sectPr>
       <w:pgSz w:w="11906" w:h="16838"/>
